--- a/assets/Pixellot-Letterhead.docx
+++ b/assets/Pixellot-Letterhead.docx
@@ -319,7 +319,7 @@
               <w:szCs w:val="16"/>
               <w:rtl w:val="0"/>
             </w:rPr>
-            <w:t xml:space="preserve">Israel (HQ): Granit Street 11, Petah Tikva</w:t>
+            <w:t xml:space="preserve">Israel (HQ): Leonardo da Vinci Street 2, Tel Aviv 6473309</w:t>
           </w:r>
         </w:p>
         <w:p>
